--- a/smlouva15_anon.docx
+++ b/smlouva15_anon.docx
@@ -235,7 +235,7 @@
     </w:p>
     <w:p>
       <w:r>
-        <w:t>Manželka: Ing. [[PERSON_3]], roz. Nováková</w:t>
+        <w:t>Manželka: Ing. [[PERSON_4]], roz. [[PERSON_3]]</w:t>
       </w:r>
     </w:p>
     <w:p>
@@ -256,12 +256,12 @@
     </w:p>
     <w:p>
       <w:r>
-        <w:t>1) [[PERSON_4]], [[DATE_3]], [[BIRTH_ID_3]]</w:t>
-      </w:r>
-    </w:p>
-    <w:p>
-      <w:r>
-        <w:t>2) [[PERSON_5]], [[DATE_4]], [[BIRTH_ID_4]]</w:t>
+        <w:t>1) [[PERSON_5]], [[DATE_3]], [[BIRTH_ID_3]]</w:t>
+      </w:r>
+    </w:p>
+    <w:p>
+      <w:r>
+        <w:t>2) [[PERSON_6]], [[DATE_4]], [[BIRTH_ID_4]]</w:t>
       </w:r>
     </w:p>
     <w:p/>
@@ -272,7 +272,7 @@
     </w:p>
     <w:p>
       <w:r>
-        <w:t>Matka: [[PERSON_6]], roz. Dvořáková</w:t>
+        <w:t>Matka: [[PERSON_8]], roz. [[PERSON_7]]</w:t>
       </w:r>
     </w:p>
     <w:p>
@@ -338,7 +338,7 @@
     </w:p>
     <w:p>
       <w:r>
-        <w:t>1.3. Přímý nadřízený: Ing. [[PERSON_7]], Ph.D., Team Lead</w:t>
+        <w:t>1.3. Přímý nadřízený: Ing. [[PERSON_9]], Ph.D., Team Lead</w:t>
       </w:r>
     </w:p>
     <w:p>
@@ -541,7 +541,7 @@
     </w:p>
     <w:p>
       <w:r>
-        <w:t xml:space="preserve">     Lékař: MUDr. [[PERSON_8]], praktický lékař</w:t>
+        <w:t xml:space="preserve">     Lékař: MUDr. [[PERSON_10]], praktický lékař</w:t>
       </w:r>
     </w:p>
     <w:p>
@@ -760,7 +760,7 @@
     </w:p>
     <w:p>
       <w:r>
-        <w:t xml:space="preserve">     Kontaktní osoba: Ing. [[PERSON_9]], CTO</w:t>
+        <w:t xml:space="preserve">     Kontaktní osoba: Ing. [[PERSON_11]], CTO</w:t>
       </w:r>
     </w:p>
     <w:p>
@@ -780,7 +780,7 @@
     </w:p>
     <w:p>
       <w:r>
-        <w:t xml:space="preserve">     Výpis z reference: "[PERSON_10]] jako Senior Developer 3 roky,</w:t>
+        <w:t xml:space="preserve">     Výpis z reference: "[PERSON_12]] jako Senior Developer 3 roky,</w:t>
       </w:r>
     </w:p>
     <w:p>
@@ -1035,12 +1035,12 @@
     </w:p>
     <w:p>
       <w:r>
-        <w:t xml:space="preserve">     - Bc. [[PERSON_11]] (HR Specialist), [[BIRTH_ID_8]]</w:t>
-      </w:r>
-    </w:p>
-    <w:p>
-      <w:r>
-        <w:t xml:space="preserve">     - Ing. [[PERSON_12]] (Payroll Manager), [[BIRTH_ID_9]]</w:t>
+        <w:t xml:space="preserve">     - Bc. [[PERSON_13]] (HR Specialist), [[BIRTH_ID_8]]</w:t>
+      </w:r>
+    </w:p>
+    <w:p>
+      <w:r>
+        <w:t xml:space="preserve">     - Ing. [[PERSON_14]] (Payroll Manager), [[BIRTH_ID_9]]</w:t>
       </w:r>
     </w:p>
     <w:p/>
@@ -1291,7 +1291,7 @@
     </w:p>
     <w:p>
       <w:r>
-        <w:t>Zastoupen: Mgr. [[PERSON_13]], ředitel pobočky Praha</w:t>
+        <w:t>Zastoupen: Mgr. [[PERSON_15]], ředitel pobočky Praha</w:t>
       </w:r>
     </w:p>
     <w:p>
@@ -1317,7 +1317,7 @@
     </w:p>
     <w:p>
       <w:r>
-        <w:t>MUDr. [[PERSON_14]]</w:t>
+        <w:t>MUDr. [[PERSON_16]]</w:t>
       </w:r>
     </w:p>
     <w:p>
@@ -1378,7 +1378,7 @@
     </w:p>
     <w:p>
       <w:r>
-        <w:t>Manžel: Ing. [[PERSON_15]]</w:t>
+        <w:t>Manžel: Ing. [[PERSON_17]]</w:t>
       </w:r>
     </w:p>
     <w:p>
@@ -1409,12 +1409,12 @@
     </w:p>
     <w:p>
       <w:r>
-        <w:t>1) [[PERSON_16]], [[DATE_7]], [[BIRTH_ID_12]]</w:t>
-      </w:r>
-    </w:p>
-    <w:p>
-      <w:r>
-        <w:t>2) [[PERSON_17]], [[DATE_8]], [[BIRTH_ID_13]]</w:t>
+        <w:t>1) [[PERSON_18]], [[DATE_7]], [[BIRTH_ID_12]]</w:t>
+      </w:r>
+    </w:p>
+    <w:p>
+      <w:r>
+        <w:t>2) [[PERSON_19]], [[DATE_8]], [[BIRTH_ID_13]]</w:t>
       </w:r>
     </w:p>
     <w:p/>
@@ -1582,7 +1582,7 @@
     </w:p>
     <w:p>
       <w:r>
-        <w:t xml:space="preserve">           Operatér: MUDr. [[PERSON_18]], Ph.D.</w:t>
+        <w:t xml:space="preserve">           Operatér: MUDr. [[PERSON_20]], Ph.D.</w:t>
       </w:r>
     </w:p>
     <w:p>
@@ -1607,7 +1607,7 @@
     </w:p>
     <w:p>
       <w:r>
-        <w:t xml:space="preserve">           Ošetřující lékař: MUDr. [[PERSON_19]], endokrinolog</w:t>
+        <w:t xml:space="preserve">           Ošetřující lékař: MUDr. [[PERSON_21]], endokrinolog</w:t>
       </w:r>
     </w:p>
     <w:p>
@@ -1648,7 +1648,7 @@
     </w:p>
     <w:p>
       <w:r>
-        <w:t xml:space="preserve">           Psychiatr: MUDr. [[PERSON_8]], Ph.D.</w:t>
+        <w:t xml:space="preserve">           Psychiatr: MUDr. [[PERSON_10]], Ph.D.</w:t>
       </w:r>
     </w:p>
     <w:p>
@@ -1787,7 +1787,7 @@
     </w:p>
     <w:p>
       <w:r>
-        <w:t xml:space="preserve">      Gynekolog: MUDr. [[PERSON_20]]</w:t>
+        <w:t xml:space="preserve">      Gynekolog: MUDr. [[PERSON_22]]</w:t>
       </w:r>
     </w:p>
     <w:p>
@@ -1813,7 +1813,7 @@
     </w:p>
     <w:p>
       <w:r>
-        <w:t xml:space="preserve">      Praktický lékař: MUDr. [[PERSON_7]]</w:t>
+        <w:t xml:space="preserve">      Praktický lékař: MUDr. [[PERSON_9]]</w:t>
       </w:r>
     </w:p>
     <w:p>
@@ -2108,7 +2108,7 @@
     </w:p>
     <w:p>
       <w:r>
-        <w:t xml:space="preserve">     Ing. [[PERSON_15]] (manžel)</w:t>
+        <w:t xml:space="preserve">     Ing. [[PERSON_17]] (manžel)</w:t>
       </w:r>
     </w:p>
     <w:p>
@@ -2138,12 +2138,12 @@
     </w:p>
     <w:p>
       <w:r>
-        <w:t xml:space="preserve">     50%: [[PERSON_16]] (syn), [[BIRTH_ID_12]]</w:t>
-      </w:r>
-    </w:p>
-    <w:p>
-      <w:r>
-        <w:t xml:space="preserve">     50%: [[PERSON_17]] (dcera), [[BIRTH_ID_13]]</w:t>
+        <w:t xml:space="preserve">     50%: [[PERSON_18]] (syn), [[BIRTH_ID_12]]</w:t>
+      </w:r>
+    </w:p>
+    <w:p>
+      <w:r>
+        <w:t xml:space="preserve">     50%: [[PERSON_19]] (dcera), [[BIRTH_ID_13]]</w:t>
       </w:r>
     </w:p>
     <w:p>
@@ -2158,7 +2158,7 @@
     </w:p>
     <w:p>
       <w:r>
-        <w:t xml:space="preserve">     [[PERSON_21]] (sestra pojištěné)</w:t>
+        <w:t xml:space="preserve">     [[PERSON_23]] (sestra pojištěné)</w:t>
       </w:r>
     </w:p>
     <w:p>
@@ -2227,7 +2227,7 @@
     </w:p>
     <w:p>
       <w:r>
-        <w:t xml:space="preserve">     Majitel: MUDr. [[PERSON_14]], [[BIRTH_ID_10]]</w:t>
+        <w:t xml:space="preserve">     Majitel: MUDr. [[PERSON_16]], [[BIRTH_ID_10]]</w:t>
       </w:r>
     </w:p>
     <w:p/>
@@ -2279,7 +2279,7 @@
     </w:p>
     <w:p>
       <w:r>
-        <w:t xml:space="preserve">     Jméno na kartě: [[PERSON_14]]</w:t>
+        <w:t xml:space="preserve">     Jméno na kartě: [[PERSON_16]]</w:t>
       </w:r>
     </w:p>
     <w:p/>
@@ -2438,7 +2438,7 @@
     </w:p>
     <w:p>
       <w:r>
-        <w:t xml:space="preserve">     - MUDr. [[PERSON_7]] (praktický lékař)</w:t>
+        <w:t xml:space="preserve">     - MUDr. [[PERSON_9]] (praktický lékař)</w:t>
       </w:r>
     </w:p>
     <w:p>
@@ -2458,7 +2458,7 @@
     </w:p>
     <w:p>
       <w:r>
-        <w:t xml:space="preserve">     - MUDr. [[PERSON_19]] (endokrinolog)</w:t>
+        <w:t xml:space="preserve">     - MUDr. [[PERSON_21]] (endokrinolog)</w:t>
       </w:r>
     </w:p>
     <w:p>
@@ -2478,7 +2478,7 @@
     </w:p>
     <w:p>
       <w:r>
-        <w:t xml:space="preserve">     - MUDr. [[PERSON_20]] (gynekolog)</w:t>
+        <w:t xml:space="preserve">     - MUDr. [[PERSON_22]] (gynekolog)</w:t>
       </w:r>
     </w:p>
     <w:p>
@@ -2540,7 +2540,7 @@
     </w:p>
     <w:p>
       <w:r>
-        <w:t xml:space="preserve">     MUDr. Ing. [[PERSON_22]], Ph.D., MBA</w:t>
+        <w:t xml:space="preserve">     MUDr. Ing. [[PERSON_24]], Ph.D., MBA</w:t>
       </w:r>
     </w:p>
     <w:p>
@@ -2620,7 +2620,7 @@
     </w:p>
     <w:p>
       <w:r>
-        <w:t xml:space="preserve">     Operace: Osteosyntéza šroubem (MUDr. [[PERSON_23]], ortoped)</w:t>
+        <w:t xml:space="preserve">     Operace: Osteosyntéza šroubem (MUDr. [[PERSON_25]], ortoped)</w:t>
       </w:r>
     </w:p>
     <w:p>
@@ -2699,7 +2699,7 @@
     </w:p>
     <w:p>
       <w:r>
-        <w:t>Mgr. [[PERSON_13]]                          MUDr. [[PERSON_14]]</w:t>
+        <w:t>Mgr. [[PERSON_15]]                          MUDr. [[PERSON_16]]</w:t>
       </w:r>
     </w:p>
     <w:p>
@@ -2784,7 +2784,7 @@
     </w:p>
     <w:p>
       <w:r>
-        <w:t>Zastoupen: MUDr. Bc. [[PERSON_24]], MBA, jednatel a ředitel</w:t>
+        <w:t>Zastoupen: MUDr. Bc. [[PERSON_26]], MBA, jednatel a ředitel</w:t>
       </w:r>
     </w:p>
     <w:p>
@@ -2853,7 +2853,7 @@
     </w:p>
     <w:p>
       <w:r>
-        <w:t>Zastoupen: Ing. [[PERSON_11]], Ph.D., generální ředitelka</w:t>
+        <w:t>Zastoupen: Ing. [[PERSON_13]], Ph.D., generální ředitelka</w:t>
       </w:r>
     </w:p>
     <w:p>
@@ -2976,7 +2976,7 @@
     </w:p>
     <w:p>
       <w:r>
-        <w:t xml:space="preserve">     Jméno: Ing. [[PERSON_25]]</w:t>
+        <w:t xml:space="preserve">     Jméno: Ing. [[PERSON_27]]</w:t>
       </w:r>
     </w:p>
     <w:p>
@@ -3055,12 +3055,12 @@
     </w:p>
     <w:p>
       <w:r>
-        <w:t xml:space="preserve">     - MUDr. [[PERSON_19]] (internista), [[BIRTH_ID_22]], č. lékaře: 23456</w:t>
-      </w:r>
-    </w:p>
-    <w:p>
-      <w:r>
-        <w:t xml:space="preserve">     - MUDr. [[PERSON_8]] (diabetolog), [[BIRTH_ID_23]], č. lékaře: 34567</w:t>
+        <w:t xml:space="preserve">     - MUDr. [[PERSON_21]] (internista), [[BIRTH_ID_22]], č. lékaře: 23456</w:t>
+      </w:r>
+    </w:p>
+    <w:p>
+      <w:r>
+        <w:t xml:space="preserve">     - MUDr. [[PERSON_10]] (diabetolog), [[BIRTH_ID_23]], č. lékaře: 34567</w:t>
       </w:r>
     </w:p>
     <w:p>
@@ -3193,7 +3193,7 @@
     </w:p>
     <w:p>
       <w:r>
-        <w:t xml:space="preserve">     Jméno: Bc. [[PERSON_26]]</w:t>
+        <w:t xml:space="preserve">     Jméno: Bc. [[PERSON_28]]</w:t>
       </w:r>
     </w:p>
     <w:p>
@@ -3259,7 +3259,7 @@
     </w:p>
     <w:p>
       <w:r>
-        <w:t xml:space="preserve">     Psychiatr: MUDr. [[PERSON_27]], Ph.D.</w:t>
+        <w:t xml:space="preserve">     Psychiatr: MUDr. [[PERSON_29]], Ph.D.</w:t>
       </w:r>
     </w:p>
     <w:p>
@@ -3338,7 +3338,7 @@
     </w:p>
     <w:p>
       <w:r>
-        <w:t xml:space="preserve">     Psychoterapeut: Mgr. [[PERSON_12]], Ph.D.</w:t>
+        <w:t xml:space="preserve">     Psychoterapeut: Mgr. [[PERSON_14]], Ph.D.</w:t>
       </w:r>
     </w:p>
     <w:p>
@@ -3414,7 +3414,7 @@
     </w:p>
     <w:p>
       <w:r>
-        <w:t xml:space="preserve">     Jméno: JUDr. [[PERSON_28]]</w:t>
+        <w:t xml:space="preserve">     Jméno: JUDr. [[PERSON_30]]</w:t>
       </w:r>
     </w:p>
     <w:p>
@@ -3479,7 +3479,7 @@
     </w:p>
     <w:p>
       <w:r>
-        <w:t xml:space="preserve">     Onkolog: MUDr. Ing. [[PERSON_7]], CSc.</w:t>
+        <w:t xml:space="preserve">     Onkolog: MUDr. Ing. [[PERSON_9]], CSc.</w:t>
       </w:r>
     </w:p>
     <w:p>
@@ -3509,7 +3509,7 @@
     </w:p>
     <w:p>
       <w:r>
-        <w:t xml:space="preserve">     - Operatér: MUDr. [[PERSON_9]], Ph.D. (urolog)</w:t>
+        <w:t xml:space="preserve">     - Operatér: MUDr. [[PERSON_11]], Ph.D. (urolog)</w:t>
       </w:r>
     </w:p>
     <w:p>
@@ -3639,12 +3639,12 @@
     </w:p>
     <w:p>
       <w:r>
-        <w:t xml:space="preserve">     1) [[PERSON_15]], nar. 1995, [[BIRTH_ID_29]]</w:t>
-      </w:r>
-    </w:p>
-    <w:p>
-      <w:r>
-        <w:t xml:space="preserve">     2) [[PERSON_29]], nar. 1998, [[BIRTH_ID_30]]</w:t>
+        <w:t xml:space="preserve">     1) [[PERSON_17]], nar. 1995, [[BIRTH_ID_29]]</w:t>
+      </w:r>
+    </w:p>
+    <w:p>
+      <w:r>
+        <w:t xml:space="preserve">     2) [[PERSON_31]], nar. 1998, [[BIRTH_ID_30]]</w:t>
       </w:r>
     </w:p>
     <w:p/>
@@ -3670,7 +3670,7 @@
     </w:p>
     <w:p>
       <w:r>
-        <w:t xml:space="preserve">     1) MUDr. [[PERSON_24]] (majitel, jednatel)</w:t>
+        <w:t xml:space="preserve">     1) MUDr. [[PERSON_26]] (majitel, jednatel)</w:t>
       </w:r>
     </w:p>
     <w:p>
@@ -3713,7 +3713,7 @@
     </w:p>
     <w:p>
       <w:r>
-        <w:t xml:space="preserve">     2) MUDr. [[PERSON_6]] (zástupkyně)</w:t>
+        <w:t xml:space="preserve">     2) MUDr. [[PERSON_8]] (zástupkyně)</w:t>
       </w:r>
     </w:p>
     <w:p>
@@ -3759,7 +3759,7 @@
     </w:p>
     <w:p>
       <w:r>
-        <w:t xml:space="preserve">     3) Bc. [[PERSON_11]] (zdravotní sestra)</w:t>
+        <w:t xml:space="preserve">     3) Bc. [[PERSON_13]] (zdravotní sestra)</w:t>
       </w:r>
     </w:p>
     <w:p>
@@ -3797,7 +3797,7 @@
     </w:p>
     <w:p>
       <w:r>
-        <w:t xml:space="preserve">     4) Ing. [[PERSON_30]] (IT administrátor)</w:t>
+        <w:t xml:space="preserve">     4) Ing. [[PERSON_32]] (IT administrátor)</w:t>
       </w:r>
     </w:p>
     <w:p>
@@ -3840,7 +3840,7 @@
     </w:p>
     <w:p>
       <w:r>
-        <w:t xml:space="preserve">     5) Bc. [[PERSON_8]] (účetní)</w:t>
+        <w:t xml:space="preserve">     5) Bc. [[PERSON_10]] (účetní)</w:t>
       </w:r>
     </w:p>
     <w:p>
@@ -4485,7 +4485,7 @@
     </w:p>
     <w:p>
       <w:r>
-        <w:t xml:space="preserve">     1) Ing. [[PERSON_31]] (Cloud Architect)</w:t>
+        <w:t xml:space="preserve">     1) Ing. [[PERSON_33]] (Cloud Architect)</w:t>
       </w:r>
     </w:p>
     <w:p>
@@ -4518,7 +4518,7 @@
     </w:p>
     <w:p>
       <w:r>
-        <w:t xml:space="preserve">     2) Bc. [[PERSON_32]] (DBA)</w:t>
+        <w:t xml:space="preserve">     2) Bc. [[PERSON_34]] (DBA)</w:t>
       </w:r>
     </w:p>
     <w:p>
@@ -4559,7 +4559,7 @@
     </w:p>
     <w:p>
       <w:r>
-        <w:t xml:space="preserve">     3) Ing. [[PERSON_33]], Ph.D. (Security Officer)</w:t>
+        <w:t xml:space="preserve">     3) Ing. [[PERSON_35]], Ph.D. (Security Officer)</w:t>
       </w:r>
     </w:p>
     <w:p>
@@ -4584,7 +4584,7 @@
     </w:p>
     <w:p>
       <w:r>
-        <w:t xml:space="preserve">     4) Mgr. [[PERSON_8]] (GDPR Officer)</w:t>
+        <w:t xml:space="preserve">     4) Mgr. [[PERSON_10]] (GDPR Officer)</w:t>
       </w:r>
     </w:p>
     <w:p>
@@ -4830,7 +4830,7 @@
     </w:p>
     <w:p>
       <w:r>
-        <w:t xml:space="preserve">        Osoba odpovědná: Ing. [[PERSON_34]], [[BIRTH_ID_39]]</w:t>
+        <w:t xml:space="preserve">        Osoba odpovědná: Ing. [[PERSON_36]], [[BIRTH_ID_39]]</w:t>
       </w:r>
     </w:p>
     <w:p>
@@ -4873,7 +4873,7 @@
     </w:p>
     <w:p>
       <w:r>
-        <w:t xml:space="preserve">        Osoba odpovědná: Bc. [[PERSON_35]], [[BIRTH_ID_40]]</w:t>
+        <w:t xml:space="preserve">        Osoba odpovědná: Bc. [[PERSON_37]], [[BIRTH_ID_40]]</w:t>
       </w:r>
     </w:p>
     <w:p>
@@ -5235,7 +5235,7 @@
     </w:p>
     <w:p>
       <w:r>
-        <w:t>MUDr. Bc. [[PERSON_24]], MBA                Ing. [[PERSON_11]], Ph.D.</w:t>
+        <w:t>MUDr. Bc. [[PERSON_26]], MBA                Ing. [[PERSON_13]], Ph.D.</w:t>
       </w:r>
     </w:p>
     <w:p>
@@ -5337,7 +5337,7 @@
     </w:p>
     <w:p>
       <w:r>
-        <w:t>Zastoupena: Mgr. Ing. [[PERSON_26]], MBA, ředitelka obchodního centra Brno</w:t>
+        <w:t>Zastoupena: Mgr. Ing. [[PERSON_28]], MBA, ředitelka obchodního centra Brno</w:t>
       </w:r>
     </w:p>
     <w:p>
@@ -5363,7 +5363,7 @@
     </w:p>
     <w:p>
       <w:r>
-        <w:t>Mgr. [[PERSON_36]]</w:t>
+        <w:t>Mgr. [[PERSON_38]]</w:t>
       </w:r>
     </w:p>
     <w:p>
@@ -5429,7 +5429,7 @@
     </w:p>
     <w:p>
       <w:r>
-        <w:t>Manželka: Bc. [[PERSON_37]], roz. Horáková</w:t>
+        <w:t>Manželka: Bc. [[PERSON_40]], roz. [[PERSON_39]]</w:t>
       </w:r>
     </w:p>
     <w:p>
@@ -5463,7 +5463,7 @@
     </w:p>
     <w:p>
       <w:r>
-        <w:t>Ing. [[PERSON_38]] (otec dlužníka)</w:t>
+        <w:t>Ing. [[PERSON_41]] (otec dlužníka)</w:t>
       </w:r>
     </w:p>
     <w:p>
@@ -5517,7 +5517,7 @@
     </w:p>
     <w:p>
       <w:r>
-        <w:t>Mgr. [[PERSON_39]] (švagr dlužníka)</w:t>
+        <w:t>Mgr. [[PERSON_42]] (švagr dlužníka)</w:t>
       </w:r>
     </w:p>
     <w:p>
@@ -5734,7 +5734,7 @@
     </w:p>
     <w:p>
       <w:r>
-        <w:t xml:space="preserve">     Potvrzeno: Ing. [[PERSON_26]], HR Manager AutoTech s.r.o.</w:t>
+        <w:t xml:space="preserve">     Potvrzeno: Ing. [[PERSON_28]], HR Manager AutoTech s.r.o.</w:t>
       </w:r>
     </w:p>
     <w:p>
@@ -6264,7 +6264,7 @@
     <w:p/>
     <w:p>
       <w:r>
-        <w:t>3.3. MAJETEK RUČITELE 1 ([[PERSON_40]], otec):</w:t>
+        <w:t>3.3. MAJETEK RUČITELE 1 ([[PERSON_43]], otec):</w:t>
       </w:r>
     </w:p>
     <w:p>
@@ -6325,7 +6325,7 @@
     <w:p/>
     <w:p>
       <w:r>
-        <w:t>3.4. MAJETEK RUČITELE 2 ([[PERSON_39]], švagr):</w:t>
+        <w:t>3.4. MAJETEK RUČITELE 2 ([[PERSON_42]], švagr):</w:t>
       </w:r>
     </w:p>
     <w:p>
@@ -6482,7 +6482,7 @@
     <w:p/>
     <w:p>
       <w:r>
-        <w:t>4.3. CREDIT SCORING RUČITELE 1 ([[PERSON_40]]):</w:t>
+        <w:t>4.3. CREDIT SCORING RUČITELE 1 ([[PERSON_43]]):</w:t>
       </w:r>
     </w:p>
     <w:p>
@@ -6503,7 +6503,7 @@
     <w:p/>
     <w:p>
       <w:r>
-        <w:t>4.4. CREDIT SCORING RUČITELE 2 ([[PERSON_39]]):</w:t>
+        <w:t>4.4. CREDIT SCORING RUČITELE 2 ([[PERSON_42]]):</w:t>
       </w:r>
     </w:p>
     <w:p>
@@ -6541,7 +6541,7 @@
     </w:p>
     <w:p>
       <w:r>
-        <w:t xml:space="preserve">     Pojistník: Mgr. [[PERSON_36]]</w:t>
+        <w:t xml:space="preserve">     Pojistník: Mgr. [[PERSON_38]]</w:t>
       </w:r>
     </w:p>
     <w:p>
@@ -6613,7 +6613,7 @@
     </w:p>
     <w:p>
       <w:r>
-        <w:t xml:space="preserve">     Ručitel 1: Ing. [[PERSON_40]], [[BIRTH_ID_43]]</w:t>
+        <w:t xml:space="preserve">     Ručitel 1: Ing. [[PERSON_43]], [[BIRTH_ID_43]]</w:t>
       </w:r>
     </w:p>
     <w:p>
@@ -6633,7 +6633,7 @@
     </w:p>
     <w:p>
       <w:r>
-        <w:t xml:space="preserve">     Ručitel 2: Mgr. [[PERSON_39]], [[BIRTH_ID_44]]</w:t>
+        <w:t xml:space="preserve">     Ručitel 2: Mgr. [[PERSON_42]], [[BIRTH_ID_44]]</w:t>
       </w:r>
     </w:p>
     <w:p>
@@ -6713,7 +6713,7 @@
     </w:p>
     <w:p>
       <w:r>
-        <w:t xml:space="preserve">     Majitel: Mgr. [[PERSON_36]], [[BIRTH_ID_41]]</w:t>
+        <w:t xml:space="preserve">     Majitel: Mgr. [[PERSON_38]], [[BIRTH_ID_41]]</w:t>
       </w:r>
     </w:p>
     <w:p/>
@@ -6825,7 +6825,7 @@
     </w:p>
     <w:p>
       <w:r>
-        <w:t xml:space="preserve">     Mgr. [[PERSON_41]], Data Protection Officer</w:t>
+        <w:t xml:space="preserve">     Mgr. [[PERSON_44]], Data Protection Officer</w:t>
       </w:r>
     </w:p>
     <w:p>
@@ -6859,7 +6859,7 @@
     <w:p/>
     <w:p>
       <w:r>
-        <w:t>1) Mgr. Ing. [[PERSON_26]], MBA (ředitelka obchodního centra)</w:t>
+        <w:t>1) Mgr. Ing. [[PERSON_28]], MBA (ředitelka obchodního centra)</w:t>
       </w:r>
     </w:p>
     <w:p>
@@ -6875,7 +6875,7 @@
     <w:p/>
     <w:p>
       <w:r>
-        <w:t>2) Bc. [[PERSON_31]] (úvěrový specialista)</w:t>
+        <w:t>2) Bc. [[PERSON_33]] (úvěrový specialista)</w:t>
       </w:r>
     </w:p>
     <w:p>
@@ -6891,7 +6891,7 @@
     <w:p/>
     <w:p>
       <w:r>
-        <w:t>3) Ing. [[PERSON_21]] (risk manager)</w:t>
+        <w:t>3) Ing. [[PERSON_23]] (risk manager)</w:t>
       </w:r>
     </w:p>
     <w:p>
@@ -6907,7 +6907,7 @@
     <w:p/>
     <w:p>
       <w:r>
-        <w:t>4) Bc. [[PERSON_35]] (back office)</w:t>
+        <w:t>4) Bc. [[PERSON_37]] (back office)</w:t>
       </w:r>
     </w:p>
     <w:p>
@@ -6946,7 +6946,7 @@
     </w:p>
     <w:p>
       <w:r>
-        <w:t>Mgr. Ing. [[PERSON_26]], MBA</w:t>
+        <w:t>Mgr. Ing. [[PERSON_28]], MBA</w:t>
       </w:r>
     </w:p>
     <w:p>
@@ -6972,7 +6972,7 @@
     </w:p>
     <w:p>
       <w:r>
-        <w:t>Mgr. [[PERSON_36]]                         Bc. [[PERSON_37]]</w:t>
+        <w:t>Mgr. [[PERSON_38]]                         Bc. [[PERSON_40]]</w:t>
       </w:r>
     </w:p>
     <w:p>
@@ -6993,7 +6993,7 @@
     </w:p>
     <w:p>
       <w:r>
-        <w:t>Ing. [[PERSON_40]]                           Mgr. [[PERSON_39]]</w:t>
+        <w:t>Ing. [[PERSON_43]]                           Mgr. [[PERSON_42]]</w:t>
       </w:r>
     </w:p>
     <w:p>
@@ -7086,7 +7086,7 @@
     </w:p>
     <w:p>
       <w:r>
-        <w:t>Zastoupena: Ing. Mgr. [[PERSON_24]], Ph.D., CEO</w:t>
+        <w:t>Zastoupena: Ing. Mgr. [[PERSON_26]], Ph.D., CEO</w:t>
       </w:r>
     </w:p>
     <w:p>
@@ -7142,7 +7142,7 @@
     </w:p>
     <w:p>
       <w:r>
-        <w:t>Zastoupena: Ing. [[PERSON_7]], MBA, jednatel</w:t>
+        <w:t>Zastoupena: Ing. [[PERSON_9]], MBA, jednatel</w:t>
       </w:r>
     </w:p>
     <w:p>
@@ -7469,7 +7469,7 @@
     </w:p>
     <w:p>
       <w:r>
-        <w:t xml:space="preserve">     Kontaktní osoba: MUDr. Ing. [[PERSON_19]], Ph.D., primář radiologie</w:t>
+        <w:t xml:space="preserve">     Kontaktní osoba: MUDr. Ing. [[PERSON_21]], Ph.D., primář radiologie</w:t>
       </w:r>
     </w:p>
     <w:p>
@@ -7731,7 +7731,7 @@
     </w:p>
     <w:p>
       <w:r>
-        <w:t xml:space="preserve">     Kontaktní osoba: Prof. MUDr. [[PERSON_21]], DrSc., ředitelka kardiologie</w:t>
+        <w:t xml:space="preserve">     Kontaktní osoba: Prof. MUDr. [[PERSON_23]], DrSc., ředitelka kardiologie</w:t>
       </w:r>
     </w:p>
     <w:p>
@@ -7906,7 +7906,7 @@
     </w:p>
     <w:p>
       <w:r>
-        <w:t xml:space="preserve">     Kontaktní osoba: MUDr. [[PERSON_42]], Ph.D., vedoucí oddělení</w:t>
+        <w:t xml:space="preserve">     Kontaktní osoba: MUDr. [[PERSON_45]], Ph.D., vedoucí oddělení</w:t>
       </w:r>
     </w:p>
     <w:p>
@@ -8206,7 +8206,7 @@
     </w:p>
     <w:p>
       <w:r>
-        <w:t xml:space="preserve">     1) Ing. Mgr. [[PERSON_24]], Ph.D. - CEO</w:t>
+        <w:t xml:space="preserve">     1) Ing. Mgr. [[PERSON_26]], Ph.D. - CEO</w:t>
       </w:r>
     </w:p>
     <w:p>
@@ -8254,7 +8254,7 @@
     </w:p>
     <w:p>
       <w:r>
-        <w:t xml:space="preserve">     2) Ing. [[PERSON_32]], Ph.D. - CTO</w:t>
+        <w:t xml:space="preserve">     2) Ing. [[PERSON_34]], Ph.D. - CTO</w:t>
       </w:r>
     </w:p>
     <w:p>
@@ -8341,7 +8341,7 @@
     </w:p>
     <w:p>
       <w:r>
-        <w:t xml:space="preserve">     3) MUDr. Ing. [[PERSON_43]], Ph.D. - Chief Medical Officer</w:t>
+        <w:t xml:space="preserve">     3) MUDr. Ing. [[PERSON_46]], Ph.D. - Chief Medical Officer</w:t>
       </w:r>
     </w:p>
     <w:p>
@@ -8421,7 +8421,7 @@
     </w:p>
     <w:p>
       <w:r>
-        <w:t xml:space="preserve">     4) Bc. [[PERSON_44]] - Lead ML Engineer</w:t>
+        <w:t xml:space="preserve">     4) Bc. [[PERSON_47]] - Lead ML Engineer</w:t>
       </w:r>
     </w:p>
     <w:p>
@@ -8501,7 +8501,7 @@
     </w:p>
     <w:p>
       <w:r>
-        <w:t xml:space="preserve">     5) Ing. [[PERSON_45]] - Head of Sales</w:t>
+        <w:t xml:space="preserve">     5) Ing. [[PERSON_48]] - Head of Sales</w:t>
       </w:r>
     </w:p>
     <w:p>
@@ -8592,12 +8592,12 @@
     </w:p>
     <w:p>
       <w:r>
-        <w:t xml:space="preserve">     - Ing. [[PERSON_24]] (CEO): 45%</w:t>
-      </w:r>
-    </w:p>
-    <w:p>
-      <w:r>
-        <w:t xml:space="preserve">     - Ing. [[PERSON_32]] (CTO): 25%</w:t>
+        <w:t xml:space="preserve">     - Ing. [[PERSON_26]] (CEO): 45%</w:t>
+      </w:r>
+    </w:p>
+    <w:p>
+      <w:r>
+        <w:t xml:space="preserve">     - Ing. [[PERSON_34]] (CTO): 25%</w:t>
       </w:r>
     </w:p>
     <w:p>
@@ -8623,7 +8623,7 @@
     </w:p>
     <w:p>
       <w:r>
-        <w:t xml:space="preserve">       Kontakt: Mgr. [[PERSON_13]], partner</w:t>
+        <w:t xml:space="preserve">       Kontakt: Mgr. [[PERSON_15]], partner</w:t>
       </w:r>
     </w:p>
     <w:p>
@@ -8688,7 +8688,7 @@
     </w:p>
     <w:p>
       <w:r>
-        <w:t xml:space="preserve">       Kontakt: [[PERSON_46]], managing partner</w:t>
+        <w:t xml:space="preserve">       Kontakt: [[PERSON_49]], managing partner</w:t>
       </w:r>
     </w:p>
     <w:p>
@@ -8848,7 +8848,7 @@
     </w:p>
     <w:p>
       <w:r>
-        <w:t xml:space="preserve">     Vynálezci: [[PERSON_32]], [[PERSON_44]]</w:t>
+        <w:t xml:space="preserve">     Vynálezci: [[PERSON_34]], [[PERSON_47]]</w:t>
       </w:r>
     </w:p>
     <w:p>
@@ -8926,7 +8926,7 @@
     </w:p>
     <w:p>
       <w:r>
-        <w:t xml:space="preserve">     Vynálezci: [[PERSON_24]], [[PERSON_47]]</w:t>
+        <w:t xml:space="preserve">     Vynálezci: [[PERSON_26]], [[PERSON_50]]</w:t>
       </w:r>
     </w:p>
     <w:p>
@@ -9022,7 +9022,7 @@
     </w:p>
     <w:p>
       <w:r>
-        <w:t xml:space="preserve">        Key person: Ing. [[PERSON_48]], CEO</w:t>
+        <w:t xml:space="preserve">        Key person: Ing. [[PERSON_51]], CEO</w:t>
       </w:r>
     </w:p>
     <w:p>
@@ -9073,7 +9073,7 @@
     </w:p>
     <w:p>
       <w:r>
-        <w:t xml:space="preserve">        Key person: Dr. [[PERSON_49]], CEO</w:t>
+        <w:t xml:space="preserve">        Key person: Dr. [[PERSON_52]], CEO</w:t>
       </w:r>
     </w:p>
     <w:p>
@@ -9717,7 +9717,7 @@
     </w:p>
     <w:p>
       <w:r>
-        <w:t xml:space="preserve">     1) Ing. [[PERSON_7]] (jednatel)</w:t>
+        <w:t xml:space="preserve">     1) Ing. [[PERSON_9]] (jednatel)</w:t>
       </w:r>
     </w:p>
     <w:p>
@@ -9755,7 +9755,7 @@
     </w:p>
     <w:p>
       <w:r>
-        <w:t xml:space="preserve">     2) Ing. [[PERSON_50]] (CTO)</w:t>
+        <w:t xml:space="preserve">     2) Ing. [[PERSON_53]] (CTO)</w:t>
       </w:r>
     </w:p>
     <w:p>
@@ -9801,7 +9801,7 @@
     </w:p>
     <w:p>
       <w:r>
-        <w:t xml:space="preserve">     3) Mgr. [[PERSON_49]] (Legal counsel)</w:t>
+        <w:t xml:space="preserve">     3) Mgr. [[PERSON_52]] (Legal counsel)</w:t>
       </w:r>
     </w:p>
     <w:p>
@@ -10148,7 +10148,7 @@
     </w:p>
     <w:p>
       <w:r>
-        <w:t>Ing. Mgr. [[PERSON_24]], Ph.D.             Ing. [[PERSON_7]], MBA</w:t>
+        <w:t>Ing. Mgr. [[PERSON_26]], Ph.D.             Ing. [[PERSON_9]], MBA</w:t>
       </w:r>
     </w:p>
     <w:p>
